--- a/Qualification_Summary_Report.docx
+++ b/Qualification_Summary_Report.docx
@@ -213,7 +213,7 @@
           </w:tcPr>
           <w:p>
             <w:r>
-              <w:t>2026-06-27</w:t>
+              <w:t>2026-07-03</w:t>
             </w:r>
           </w:p>
         </w:tc>
@@ -413,7 +413,7 @@
           </w:tcPr>
           <w:p>
             <w:r>
-              <w:t>2026-06-27</w:t>
+              <w:t>2026-07-03</w:t>
             </w:r>
           </w:p>
         </w:tc>
@@ -638,17 +638,17 @@
     </w:p>
     <w:p>
       <w:r>
-        <w:t>Total Requirements: 3</w:t>
+        <w:t>Total Requirements: 84</w:t>
       </w:r>
     </w:p>
     <w:p>
       <w:r>
-        <w:t>Verified Requirements: 1</w:t>
+        <w:t>Verified Requirements: 28</w:t>
       </w:r>
     </w:p>
     <w:p>
       <w:r>
-        <w:t>Open Requirements: 2</w:t>
+        <w:t>Open Requirements: 56</w:t>
       </w:r>
     </w:p>
     <w:p>
